--- a/Capstone/Michelle_Capstone_Proposal.docx
+++ b/Capstone/Michelle_Capstone_Proposal.docx
@@ -317,7 +317,29 @@
           <w:sz w:val="24"/>
           <w:szCs w:val="24"/>
         </w:rPr>
-        <w:t>I will use SQL/Python and Excel to clean the data. (Still deciding on SQL or Python. Will need to actually review the data sources before making decisions.)</w:t>
+        <w:t xml:space="preserve">I will use SQL/Python and Excel to clean the data. (Still deciding on SQL or Python. Will need to </w:t>
+      </w:r>
+      <w:proofErr w:type="gramStart"/>
+      <w:r>
+        <w:rPr>
+          <w:rFonts w:ascii="Poppins Light" w:eastAsia="Poppins Light" w:hAnsi="Poppins Light" w:cs="Poppins Light"/>
+          <w:i/>
+          <w:iCs/>
+          <w:sz w:val="24"/>
+          <w:szCs w:val="24"/>
+        </w:rPr>
+        <w:t>actually review</w:t>
+      </w:r>
+      <w:proofErr w:type="gramEnd"/>
+      <w:r>
+        <w:rPr>
+          <w:rFonts w:ascii="Poppins Light" w:eastAsia="Poppins Light" w:hAnsi="Poppins Light" w:cs="Poppins Light"/>
+          <w:i/>
+          <w:iCs/>
+          <w:sz w:val="24"/>
+          <w:szCs w:val="24"/>
+        </w:rPr>
+        <w:t xml:space="preserve"> the data sources before making decisions.)</w:t>
       </w:r>
     </w:p>
     <w:p>
@@ -411,6 +433,7 @@
       </w:pPr>
       <w:bookmarkStart w:id="6" w:name="_flb4f9nyyb91" w:colFirst="0" w:colLast="0"/>
       <w:bookmarkEnd w:id="6"/>
+      <w:proofErr w:type="gramStart"/>
       <w:r>
         <w:rPr>
           <w:rFonts w:ascii="Poppins" w:eastAsia="Poppins" w:hAnsi="Poppins" w:cs="Poppins"/>
@@ -421,7 +444,19 @@
           <w:szCs w:val="38"/>
         </w:rPr>
         <w:lastRenderedPageBreak/>
-        <w:t>Known Issues and Challenges</w:t>
+        <w:t>Known</w:t>
+      </w:r>
+      <w:proofErr w:type="gramEnd"/>
+      <w:r>
+        <w:rPr>
+          <w:rFonts w:ascii="Poppins" w:eastAsia="Poppins" w:hAnsi="Poppins" w:cs="Poppins"/>
+          <w:b/>
+          <w:bCs/>
+          <w:color w:val="000000"/>
+          <w:sz w:val="38"/>
+          <w:szCs w:val="38"/>
+        </w:rPr>
+        <w:t xml:space="preserve"> Issues and Challenges</w:t>
       </w:r>
     </w:p>
     <w:p>
@@ -480,8 +515,620 @@
           <w:sz w:val="24"/>
           <w:szCs w:val="24"/>
         </w:rPr>
-        <w:t>Different counties within West Virginia vary in how they report and organize their data, often using distinct formats, frameworks, or levels of detail. As a result, data cleaning and standardization are necessary to facilitate smooth integration before merging datasets. When linking closure records with outcome data, careful matching of school closure timelines with changes in student outcomes is essential to ensure datasets align correctly across different time periods and formats. Fortunately, this process does not require API keys, since the main data sources are publicly accessible and easy to download. The data cleaning steps will include standardizing county names, reconciling date formats, imputing any missing outcome data, and merging datasets based on shared county identifiers, ultimately ensuring a coherent and consistent integration of all data.</w:t>
-      </w:r>
+        <w:t xml:space="preserve">Different counties within West Virginia vary in how they report and organize their data, often using distinct formats, frameworks, or levels of detail. As a result, data cleaning and standardization are necessary to facilitate smooth integration before merging datasets. When linking closure records with outcome data, </w:t>
+      </w:r>
+      <w:proofErr w:type="gramStart"/>
+      <w:r>
+        <w:rPr>
+          <w:rFonts w:ascii="Poppins Light" w:eastAsia="Poppins Light" w:hAnsi="Poppins Light" w:cs="Poppins Light"/>
+          <w:i/>
+          <w:iCs/>
+          <w:sz w:val="24"/>
+          <w:szCs w:val="24"/>
+        </w:rPr>
+        <w:t>careful</w:t>
+      </w:r>
+      <w:proofErr w:type="gramEnd"/>
+      <w:r>
+        <w:rPr>
+          <w:rFonts w:ascii="Poppins Light" w:eastAsia="Poppins Light" w:hAnsi="Poppins Light" w:cs="Poppins Light"/>
+          <w:i/>
+          <w:iCs/>
+          <w:sz w:val="24"/>
+          <w:szCs w:val="24"/>
+        </w:rPr>
+        <w:t xml:space="preserve"> </w:t>
+      </w:r>
+      <w:proofErr w:type="gramStart"/>
+      <w:r>
+        <w:rPr>
+          <w:rFonts w:ascii="Poppins Light" w:eastAsia="Poppins Light" w:hAnsi="Poppins Light" w:cs="Poppins Light"/>
+          <w:i/>
+          <w:iCs/>
+          <w:sz w:val="24"/>
+          <w:szCs w:val="24"/>
+        </w:rPr>
+        <w:t>matching of</w:t>
+      </w:r>
+      <w:proofErr w:type="gramEnd"/>
+      <w:r>
+        <w:rPr>
+          <w:rFonts w:ascii="Poppins Light" w:eastAsia="Poppins Light" w:hAnsi="Poppins Light" w:cs="Poppins Light"/>
+          <w:i/>
+          <w:iCs/>
+          <w:sz w:val="24"/>
+          <w:szCs w:val="24"/>
+        </w:rPr>
+        <w:t xml:space="preserve"> school closure timelines with changes in student outcomes is essential to ensure datasets align correctly across different time periods and formats. Fortunately, this process does not require API keys, since the main data sources are publicly accessible and easy to download. The data cleaning steps will include standardizing county names, reconciling date formats, </w:t>
+      </w:r>
+      <w:proofErr w:type="gramStart"/>
+      <w:r>
+        <w:rPr>
+          <w:rFonts w:ascii="Poppins Light" w:eastAsia="Poppins Light" w:hAnsi="Poppins Light" w:cs="Poppins Light"/>
+          <w:i/>
+          <w:iCs/>
+          <w:sz w:val="24"/>
+          <w:szCs w:val="24"/>
+        </w:rPr>
+        <w:t>imputing</w:t>
+      </w:r>
+      <w:proofErr w:type="gramEnd"/>
+      <w:r>
+        <w:rPr>
+          <w:rFonts w:ascii="Poppins Light" w:eastAsia="Poppins Light" w:hAnsi="Poppins Light" w:cs="Poppins Light"/>
+          <w:i/>
+          <w:iCs/>
+          <w:sz w:val="24"/>
+          <w:szCs w:val="24"/>
+        </w:rPr>
+        <w:t xml:space="preserve"> any missing outcome data, and merging datasets based on shared county identifiers, ultimately ensuring a coherent and consistent integration of all data.</w:t>
+      </w:r>
+      <w:r>
+        <w:rPr>
+          <w:rFonts w:ascii="Poppins Light" w:eastAsia="Poppins Light" w:hAnsi="Poppins Light" w:cs="Poppins Light"/>
+          <w:i/>
+          <w:iCs/>
+          <w:sz w:val="24"/>
+          <w:szCs w:val="24"/>
+        </w:rPr>
+        <w:br/>
+      </w:r>
+    </w:p>
+    <w:p>
+      <w:pPr>
+        <w:rPr>
+          <w:rFonts w:ascii="Poppins Light" w:eastAsia="Poppins Light" w:hAnsi="Poppins Light" w:cs="Poppins Light"/>
+          <w:i/>
+          <w:iCs/>
+          <w:sz w:val="24"/>
+          <w:szCs w:val="24"/>
+        </w:rPr>
+      </w:pPr>
+      <w:r>
+        <w:rPr>
+          <w:rFonts w:ascii="Poppins Light" w:eastAsia="Poppins Light" w:hAnsi="Poppins Light" w:cs="Poppins Light"/>
+          <w:i/>
+          <w:iCs/>
+          <w:sz w:val="24"/>
+          <w:szCs w:val="24"/>
+        </w:rPr>
+        <w:br w:type="page"/>
+      </w:r>
+    </w:p>
+    <w:p>
+      <w:pPr>
+        <w:shd w:val="clear" w:color="auto" w:fill="FFFFFF"/>
+        <w:spacing w:line="240" w:lineRule="auto"/>
+        <w:rPr>
+          <w:rFonts w:ascii="Poppins Light" w:eastAsia="Poppins Light" w:hAnsi="Poppins Light" w:cs="Poppins Light"/>
+          <w:b/>
+          <w:bCs/>
+          <w:i/>
+          <w:iCs/>
+          <w:sz w:val="24"/>
+          <w:szCs w:val="24"/>
+        </w:rPr>
+      </w:pPr>
+      <w:r>
+        <w:rPr>
+          <w:rFonts w:ascii="Poppins Light" w:eastAsia="Poppins Light" w:hAnsi="Poppins Light" w:cs="Poppins Light"/>
+          <w:b/>
+          <w:bCs/>
+          <w:i/>
+          <w:iCs/>
+          <w:sz w:val="24"/>
+          <w:szCs w:val="24"/>
+        </w:rPr>
+        <w:lastRenderedPageBreak/>
+        <w:t>Links to data sources</w:t>
+      </w:r>
+    </w:p>
+    <w:p>
+      <w:pPr>
+        <w:pStyle w:val="ListParagraph"/>
+        <w:numPr>
+          <w:ilvl w:val="0"/>
+          <w:numId w:val="2"/>
+        </w:numPr>
+        <w:shd w:val="clear" w:color="auto" w:fill="FFFFFF"/>
+        <w:spacing w:line="240" w:lineRule="auto"/>
+        <w:rPr>
+          <w:rFonts w:ascii="Poppins Light" w:eastAsia="Poppins Light" w:hAnsi="Poppins Light" w:cs="Poppins Light"/>
+          <w:i/>
+          <w:iCs/>
+          <w:sz w:val="24"/>
+          <w:szCs w:val="24"/>
+        </w:rPr>
+      </w:pPr>
+      <w:r>
+        <w:rPr>
+          <w:rFonts w:ascii="Poppins Light" w:eastAsia="Poppins Light" w:hAnsi="Poppins Light" w:cs="Poppins Light"/>
+          <w:i/>
+          <w:iCs/>
+          <w:sz w:val="24"/>
+          <w:szCs w:val="24"/>
+        </w:rPr>
+        <w:t>WV Center on Budget &amp; Policy interactive closure map:</w:t>
+      </w:r>
+    </w:p>
+    <w:p>
+      <w:pPr>
+        <w:pStyle w:val="ListParagraph"/>
+        <w:numPr>
+          <w:ilvl w:val="1"/>
+          <w:numId w:val="2"/>
+        </w:numPr>
+        <w:shd w:val="clear" w:color="auto" w:fill="FFFFFF"/>
+        <w:spacing w:line="240" w:lineRule="auto"/>
+        <w:rPr>
+          <w:rFonts w:ascii="Poppins Light" w:eastAsia="Poppins Light" w:hAnsi="Poppins Light" w:cs="Poppins Light"/>
+          <w:i/>
+          <w:iCs/>
+          <w:sz w:val="24"/>
+          <w:szCs w:val="24"/>
+        </w:rPr>
+      </w:pPr>
+      <w:hyperlink r:id="rId6" w:history="1">
+        <w:r>
+          <w:rPr>
+            <w:rStyle w:val="Hyperlink"/>
+            <w:rFonts w:ascii="Poppins Light" w:eastAsia="Poppins Light" w:hAnsi="Poppins Light" w:cs="Poppins Light"/>
+            <w:i/>
+            <w:iCs/>
+            <w:sz w:val="24"/>
+            <w:szCs w:val="24"/>
+          </w:rPr>
+          <w:t>https://wvpolicy.org/tracking-public-school-closures-in-wv/</w:t>
+        </w:r>
+      </w:hyperlink>
+    </w:p>
+    <w:p>
+      <w:pPr>
+        <w:pStyle w:val="ListParagraph"/>
+        <w:numPr>
+          <w:ilvl w:val="1"/>
+          <w:numId w:val="2"/>
+        </w:numPr>
+        <w:shd w:val="clear" w:color="auto" w:fill="FFFFFF"/>
+        <w:spacing w:line="240" w:lineRule="auto"/>
+        <w:rPr>
+          <w:rFonts w:ascii="Poppins Light" w:eastAsia="Poppins Light" w:hAnsi="Poppins Light" w:cs="Poppins Light"/>
+          <w:i/>
+          <w:iCs/>
+          <w:sz w:val="24"/>
+          <w:szCs w:val="24"/>
+        </w:rPr>
+      </w:pPr>
+      <w:r>
+        <w:rPr>
+          <w:rFonts w:ascii="Poppins Light" w:eastAsia="Poppins Light" w:hAnsi="Poppins Light" w:cs="Poppins Light"/>
+          <w:i/>
+          <w:iCs/>
+          <w:sz w:val="24"/>
+          <w:szCs w:val="24"/>
+        </w:rPr>
+        <w:t>tracks recently proposed and approved school closures across WV and was last updated February 11, 2026.</w:t>
+      </w:r>
+    </w:p>
+    <w:p>
+      <w:pPr>
+        <w:pStyle w:val="ListParagraph"/>
+        <w:numPr>
+          <w:ilvl w:val="1"/>
+          <w:numId w:val="2"/>
+        </w:numPr>
+        <w:shd w:val="clear" w:color="auto" w:fill="FFFFFF"/>
+        <w:spacing w:line="240" w:lineRule="auto"/>
+        <w:rPr>
+          <w:rFonts w:ascii="Poppins Light" w:eastAsia="Poppins Light" w:hAnsi="Poppins Light" w:cs="Poppins Light"/>
+          <w:i/>
+          <w:iCs/>
+          <w:sz w:val="24"/>
+          <w:szCs w:val="24"/>
+        </w:rPr>
+      </w:pPr>
+      <w:r>
+        <w:rPr>
+          <w:rFonts w:ascii="Poppins Light" w:eastAsia="Poppins Light" w:hAnsi="Poppins Light" w:cs="Poppins Light"/>
+          <w:i/>
+          <w:iCs/>
+          <w:sz w:val="24"/>
+          <w:szCs w:val="24"/>
+        </w:rPr>
+        <w:t>chrome-extension://efaidnbmnnnibpcajpcglclefindmkaj/https://wvpolicy.org/wp-content/uploads/2026/01/Increased-Funding-for-Public-Schools-County-Fact-Sheets.pdf</w:t>
+      </w:r>
+    </w:p>
+    <w:p>
+      <w:pPr>
+        <w:pStyle w:val="ListParagraph"/>
+        <w:numPr>
+          <w:ilvl w:val="2"/>
+          <w:numId w:val="2"/>
+        </w:numPr>
+        <w:shd w:val="clear" w:color="auto" w:fill="FFFFFF"/>
+        <w:spacing w:line="240" w:lineRule="auto"/>
+        <w:rPr>
+          <w:rFonts w:ascii="Poppins Light" w:eastAsia="Poppins Light" w:hAnsi="Poppins Light" w:cs="Poppins Light"/>
+          <w:i/>
+          <w:iCs/>
+          <w:sz w:val="24"/>
+          <w:szCs w:val="24"/>
+        </w:rPr>
+      </w:pPr>
+      <w:r>
+        <w:rPr>
+          <w:rFonts w:ascii="Poppins Light" w:eastAsia="Poppins Light" w:hAnsi="Poppins Light" w:cs="Poppins Light"/>
+          <w:i/>
+          <w:iCs/>
+          <w:sz w:val="24"/>
+          <w:szCs w:val="24"/>
+        </w:rPr>
+        <w:t>Fact sheets for each county</w:t>
+      </w:r>
+    </w:p>
+    <w:p>
+      <w:pPr>
+        <w:pStyle w:val="ListParagraph"/>
+        <w:numPr>
+          <w:ilvl w:val="0"/>
+          <w:numId w:val="2"/>
+        </w:numPr>
+        <w:shd w:val="clear" w:color="auto" w:fill="FFFFFF"/>
+        <w:spacing w:line="240" w:lineRule="auto"/>
+        <w:rPr>
+          <w:rFonts w:ascii="Poppins Light" w:eastAsia="Poppins Light" w:hAnsi="Poppins Light" w:cs="Poppins Light"/>
+          <w:i/>
+          <w:iCs/>
+          <w:sz w:val="24"/>
+          <w:szCs w:val="24"/>
+        </w:rPr>
+      </w:pPr>
+      <w:r>
+        <w:rPr>
+          <w:rFonts w:ascii="Poppins Light" w:eastAsia="Poppins Light" w:hAnsi="Poppins Light" w:cs="Poppins Light"/>
+          <w:i/>
+          <w:iCs/>
+          <w:sz w:val="24"/>
+          <w:szCs w:val="24"/>
+        </w:rPr>
+        <w:t>NCES Common Core of Data</w:t>
+      </w:r>
+    </w:p>
+    <w:p>
+      <w:pPr>
+        <w:pStyle w:val="ListParagraph"/>
+        <w:numPr>
+          <w:ilvl w:val="1"/>
+          <w:numId w:val="2"/>
+        </w:numPr>
+        <w:shd w:val="clear" w:color="auto" w:fill="FFFFFF"/>
+        <w:spacing w:line="240" w:lineRule="auto"/>
+        <w:rPr>
+          <w:rFonts w:ascii="Poppins Light" w:eastAsia="Poppins Light" w:hAnsi="Poppins Light" w:cs="Poppins Light"/>
+          <w:i/>
+          <w:iCs/>
+          <w:sz w:val="24"/>
+          <w:szCs w:val="24"/>
+        </w:rPr>
+      </w:pPr>
+      <w:hyperlink r:id="rId7" w:history="1">
+        <w:r>
+          <w:rPr>
+            <w:rStyle w:val="Hyperlink"/>
+            <w:rFonts w:ascii="Poppins Light" w:eastAsia="Poppins Light" w:hAnsi="Poppins Light" w:cs="Poppins Light"/>
+            <w:i/>
+            <w:iCs/>
+            <w:sz w:val="24"/>
+            <w:szCs w:val="24"/>
+          </w:rPr>
+          <w:t>https://nces.ed.gov/ccd/files.asp#Page:1</w:t>
+        </w:r>
+      </w:hyperlink>
+    </w:p>
+    <w:p>
+      <w:pPr>
+        <w:pStyle w:val="ListParagraph"/>
+        <w:numPr>
+          <w:ilvl w:val="1"/>
+          <w:numId w:val="2"/>
+        </w:numPr>
+        <w:shd w:val="clear" w:color="auto" w:fill="FFFFFF"/>
+        <w:spacing w:line="240" w:lineRule="auto"/>
+        <w:rPr>
+          <w:rFonts w:ascii="Poppins Light" w:eastAsia="Poppins Light" w:hAnsi="Poppins Light" w:cs="Poppins Light"/>
+          <w:i/>
+          <w:iCs/>
+          <w:sz w:val="24"/>
+          <w:szCs w:val="24"/>
+        </w:rPr>
+      </w:pPr>
+      <w:r>
+        <w:rPr>
+          <w:rFonts w:ascii="Poppins Light" w:eastAsia="Poppins Light" w:hAnsi="Poppins Light" w:cs="Poppins Light"/>
+          <w:i/>
+          <w:iCs/>
+          <w:sz w:val="24"/>
+          <w:szCs w:val="24"/>
+        </w:rPr>
+        <w:t>Department of Education's primary database on public elementary and secondary education</w:t>
+      </w:r>
+      <w:r>
+        <w:rPr>
+          <w:rFonts w:ascii="Poppins Light" w:eastAsia="Poppins Light" w:hAnsi="Poppins Light" w:cs="Poppins Light"/>
+          <w:i/>
+          <w:iCs/>
+          <w:sz w:val="24"/>
+          <w:szCs w:val="24"/>
+        </w:rPr>
+        <w:t>; it</w:t>
+      </w:r>
+      <w:r>
+        <w:rPr>
+          <w:rFonts w:ascii="Poppins Light" w:eastAsia="Poppins Light" w:hAnsi="Poppins Light" w:cs="Poppins Light"/>
+          <w:i/>
+          <w:iCs/>
+          <w:sz w:val="24"/>
+          <w:szCs w:val="24"/>
+        </w:rPr>
+        <w:t xml:space="preserve"> includes a school's </w:t>
+      </w:r>
+      <w:r>
+        <w:rPr>
+          <w:rFonts w:ascii="Poppins Light" w:eastAsia="Poppins Light" w:hAnsi="Poppins Light" w:cs="Poppins Light"/>
+          <w:b/>
+          <w:bCs/>
+          <w:i/>
+          <w:iCs/>
+          <w:sz w:val="24"/>
+          <w:szCs w:val="24"/>
+        </w:rPr>
+        <w:t>operational status</w:t>
+      </w:r>
+      <w:r>
+        <w:rPr>
+          <w:rFonts w:ascii="Poppins Light" w:eastAsia="Poppins Light" w:hAnsi="Poppins Light" w:cs="Poppins Light"/>
+          <w:i/>
+          <w:iCs/>
+          <w:sz w:val="24"/>
+          <w:szCs w:val="24"/>
+        </w:rPr>
+        <w:t xml:space="preserve"> (open, closed, merged) year over year</w:t>
+      </w:r>
+    </w:p>
+    <w:p>
+      <w:pPr>
+        <w:pStyle w:val="ListParagraph"/>
+        <w:numPr>
+          <w:ilvl w:val="0"/>
+          <w:numId w:val="2"/>
+        </w:numPr>
+        <w:shd w:val="clear" w:color="auto" w:fill="FFFFFF"/>
+        <w:spacing w:line="240" w:lineRule="auto"/>
+        <w:rPr>
+          <w:rFonts w:ascii="Poppins Light" w:eastAsia="Poppins Light" w:hAnsi="Poppins Light" w:cs="Poppins Light"/>
+          <w:i/>
+          <w:iCs/>
+          <w:sz w:val="24"/>
+          <w:szCs w:val="24"/>
+        </w:rPr>
+      </w:pPr>
+      <w:r>
+        <w:rPr>
+          <w:rFonts w:ascii="Poppins Light" w:eastAsia="Poppins Light" w:hAnsi="Poppins Light" w:cs="Poppins Light"/>
+          <w:i/>
+          <w:iCs/>
+          <w:sz w:val="24"/>
+          <w:szCs w:val="24"/>
+        </w:rPr>
+        <w:t>WV Dept of Education</w:t>
+      </w:r>
+    </w:p>
+    <w:p>
+      <w:pPr>
+        <w:pStyle w:val="ListParagraph"/>
+        <w:numPr>
+          <w:ilvl w:val="1"/>
+          <w:numId w:val="2"/>
+        </w:numPr>
+        <w:shd w:val="clear" w:color="auto" w:fill="FFFFFF"/>
+        <w:spacing w:line="240" w:lineRule="auto"/>
+        <w:rPr>
+          <w:rFonts w:ascii="Poppins Light" w:eastAsia="Poppins Light" w:hAnsi="Poppins Light" w:cs="Poppins Light"/>
+          <w:i/>
+          <w:iCs/>
+          <w:sz w:val="24"/>
+          <w:szCs w:val="24"/>
+        </w:rPr>
+      </w:pPr>
+      <w:hyperlink r:id="rId8" w:history="1">
+        <w:r>
+          <w:rPr>
+            <w:rStyle w:val="Hyperlink"/>
+            <w:rFonts w:ascii="Poppins Light" w:eastAsia="Poppins Light" w:hAnsi="Poppins Light" w:cs="Poppins Light"/>
+            <w:i/>
+            <w:iCs/>
+            <w:sz w:val="24"/>
+            <w:szCs w:val="24"/>
+          </w:rPr>
+          <w:t>https://zoomwv.k12.wv.us/Dashboard/dashboard/28116</w:t>
+        </w:r>
+      </w:hyperlink>
+    </w:p>
+    <w:p>
+      <w:pPr>
+        <w:pStyle w:val="ListParagraph"/>
+        <w:numPr>
+          <w:ilvl w:val="1"/>
+          <w:numId w:val="2"/>
+        </w:numPr>
+        <w:shd w:val="clear" w:color="auto" w:fill="FFFFFF"/>
+        <w:spacing w:line="240" w:lineRule="auto"/>
+        <w:rPr>
+          <w:rFonts w:ascii="Poppins Light" w:eastAsia="Poppins Light" w:hAnsi="Poppins Light" w:cs="Poppins Light"/>
+          <w:i/>
+          <w:iCs/>
+          <w:sz w:val="24"/>
+          <w:szCs w:val="24"/>
+        </w:rPr>
+      </w:pPr>
+      <w:r>
+        <w:rPr>
+          <w:rFonts w:ascii="Poppins Light" w:eastAsia="Poppins Light" w:hAnsi="Poppins Light" w:cs="Poppins Light"/>
+          <w:i/>
+          <w:iCs/>
+          <w:sz w:val="24"/>
+          <w:szCs w:val="24"/>
+        </w:rPr>
+        <w:t xml:space="preserve">includes enrollment, state assessment results, and graduation rates for WV public schools </w:t>
+      </w:r>
+    </w:p>
+    <w:p>
+      <w:pPr>
+        <w:pStyle w:val="ListParagraph"/>
+        <w:numPr>
+          <w:ilvl w:val="1"/>
+          <w:numId w:val="2"/>
+        </w:numPr>
+        <w:shd w:val="clear" w:color="auto" w:fill="FFFFFF"/>
+        <w:spacing w:line="240" w:lineRule="auto"/>
+        <w:rPr>
+          <w:rFonts w:ascii="Poppins Light" w:eastAsia="Poppins Light" w:hAnsi="Poppins Light" w:cs="Poppins Light"/>
+          <w:i/>
+          <w:iCs/>
+          <w:sz w:val="24"/>
+          <w:szCs w:val="24"/>
+        </w:rPr>
+      </w:pPr>
+      <w:hyperlink r:id="rId9" w:history="1">
+        <w:r>
+          <w:rPr>
+            <w:rStyle w:val="Hyperlink"/>
+            <w:rFonts w:ascii="Poppins Light" w:eastAsia="Poppins Light" w:hAnsi="Poppins Light" w:cs="Poppins Light"/>
+            <w:i/>
+            <w:iCs/>
+            <w:sz w:val="24"/>
+            <w:szCs w:val="24"/>
+          </w:rPr>
+          <w:t>https://wvde.us/data-school-improvement/education-data</w:t>
+        </w:r>
+      </w:hyperlink>
+    </w:p>
+    <w:p>
+      <w:pPr>
+        <w:pStyle w:val="ListParagraph"/>
+        <w:numPr>
+          <w:ilvl w:val="0"/>
+          <w:numId w:val="2"/>
+        </w:numPr>
+        <w:shd w:val="clear" w:color="auto" w:fill="FFFFFF"/>
+        <w:spacing w:line="240" w:lineRule="auto"/>
+        <w:rPr>
+          <w:rFonts w:ascii="Poppins Light" w:eastAsia="Poppins Light" w:hAnsi="Poppins Light" w:cs="Poppins Light"/>
+          <w:i/>
+          <w:iCs/>
+          <w:sz w:val="24"/>
+          <w:szCs w:val="24"/>
+        </w:rPr>
+      </w:pPr>
+      <w:r>
+        <w:rPr>
+          <w:rFonts w:ascii="Poppins Light" w:eastAsia="Poppins Light" w:hAnsi="Poppins Light" w:cs="Poppins Light"/>
+          <w:i/>
+          <w:iCs/>
+          <w:sz w:val="24"/>
+          <w:szCs w:val="24"/>
+        </w:rPr>
+        <w:t xml:space="preserve">US census data, if needed, for measuring </w:t>
+      </w:r>
+      <w:r>
+        <w:rPr>
+          <w:rFonts w:ascii="Poppins Light" w:eastAsia="Poppins Light" w:hAnsi="Poppins Light" w:cs="Poppins Light"/>
+          <w:i/>
+          <w:iCs/>
+          <w:sz w:val="24"/>
+          <w:szCs w:val="24"/>
+        </w:rPr>
+        <w:t>county-level trends and poverty rates.</w:t>
+      </w:r>
+      <w:r>
+        <w:rPr>
+          <w:rFonts w:ascii="Poppins Light" w:eastAsia="Poppins Light" w:hAnsi="Poppins Light" w:cs="Poppins Light"/>
+          <w:i/>
+          <w:iCs/>
+          <w:sz w:val="24"/>
+          <w:szCs w:val="24"/>
+        </w:rPr>
+        <w:t xml:space="preserve"> </w:t>
+      </w:r>
+    </w:p>
+    <w:p>
+      <w:pPr>
+        <w:pStyle w:val="ListParagraph"/>
+        <w:numPr>
+          <w:ilvl w:val="1"/>
+          <w:numId w:val="2"/>
+        </w:numPr>
+        <w:shd w:val="clear" w:color="auto" w:fill="FFFFFF"/>
+        <w:spacing w:line="240" w:lineRule="auto"/>
+        <w:rPr>
+          <w:rFonts w:ascii="Poppins Light" w:eastAsia="Poppins Light" w:hAnsi="Poppins Light" w:cs="Poppins Light"/>
+          <w:i/>
+          <w:iCs/>
+          <w:sz w:val="24"/>
+          <w:szCs w:val="24"/>
+        </w:rPr>
+      </w:pPr>
+      <w:hyperlink r:id="rId10" w:history="1">
+        <w:r>
+          <w:rPr>
+            <w:rStyle w:val="Hyperlink"/>
+            <w:rFonts w:ascii="Poppins Light" w:eastAsia="Poppins Light" w:hAnsi="Poppins Light" w:cs="Poppins Light"/>
+            <w:i/>
+            <w:iCs/>
+            <w:sz w:val="24"/>
+            <w:szCs w:val="24"/>
+          </w:rPr>
+          <w:t>https://data.census.gov/</w:t>
+        </w:r>
+      </w:hyperlink>
+    </w:p>
+    <w:p>
+      <w:pPr>
+        <w:pStyle w:val="ListParagraph"/>
+        <w:numPr>
+          <w:ilvl w:val="0"/>
+          <w:numId w:val="2"/>
+        </w:numPr>
+        <w:shd w:val="clear" w:color="auto" w:fill="FFFFFF"/>
+        <w:spacing w:line="240" w:lineRule="auto"/>
+        <w:rPr>
+          <w:rFonts w:ascii="Poppins Light" w:eastAsia="Poppins Light" w:hAnsi="Poppins Light" w:cs="Poppins Light"/>
+          <w:i/>
+          <w:iCs/>
+          <w:sz w:val="24"/>
+          <w:szCs w:val="24"/>
+        </w:rPr>
+      </w:pPr>
     </w:p>
     <w:sectPr>
       <w:pgSz w:w="12240" w:h="15840"/>
@@ -496,6 +1143,119 @@
 <file path=word/numbering.xml><?xml version="1.0" encoding="utf-8"?>
 <w:numbering xmlns:wpc="http://schemas.microsoft.com/office/word/2010/wordprocessingCanvas" xmlns:cx="http://schemas.microsoft.com/office/drawing/2014/chartex" xmlns:cx1="http://schemas.microsoft.com/office/drawing/2015/9/8/chartex" xmlns:cx2="http://schemas.microsoft.com/office/drawing/2015/10/21/chartex" xmlns:cx3="http://schemas.microsoft.com/office/drawing/2016/5/9/chartex" xmlns:cx4="http://schemas.microsoft.com/office/drawing/2016/5/10/chartex" xmlns:cx5="http://schemas.microsoft.com/office/drawing/2016/5/11/chartex" xmlns:cx6="http://schemas.microsoft.com/office/drawing/2016/5/12/chartex" xmlns:cx7="http://schemas.microsoft.com/office/drawing/2016/5/13/chartex" xmlns:cx8="http://schemas.microsoft.com/office/drawing/2016/5/14/chartex" xmlns:mc="http://schemas.openxmlformats.org/markup-compatibility/2006" xmlns:aink="http://schemas.microsoft.com/office/drawing/2016/ink" xmlns:am3d="http://schemas.microsoft.com/office/drawing/2017/model3d" xmlns:o="urn:schemas-microsoft-com:office:office" xmlns:oel="http://schemas.microsoft.com/office/2019/extlst" xmlns:r="http://schemas.openxmlformats.org/officeDocument/2006/relationships" xmlns:m="http://schemas.openxmlformats.org/officeDocument/2006/math" xmlns:v="urn:schemas-microsoft-com:vml" xmlns:wp14="http://schemas.microsoft.com/office/word/2010/wordprocessingDrawing" xmlns:wp="http://schemas.openxmlformats.org/drawingml/2006/wordprocessingDrawing" xmlns:w10="urn:schemas-microsoft-com:office:word" xmlns:w="http://schemas.openxmlformats.org/wordprocessingml/2006/main" xmlns:w14="http://schemas.microsoft.com/office/word/2010/wordml" xmlns:w15="http://schemas.microsoft.com/office/word/2012/wordml" xmlns:w16cex="http://schemas.microsoft.com/office/word/2018/wordml/cex" xmlns:w16cid="http://schemas.microsoft.com/office/word/2016/wordml/cid" xmlns:w16="http://schemas.microsoft.com/office/word/2018/wordml" xmlns:w16du="http://schemas.microsoft.com/office/word/2023/wordml/word16du" xmlns:w16sdtdh="http://schemas.microsoft.com/office/word/2020/wordml/sdtdatahash" xmlns:w16sdtfl="http://schemas.microsoft.com/office/word/2024/wordml/sdtformatlock" xmlns:w16se="http://schemas.microsoft.com/office/word/2015/wordml/symex" xmlns:wpg="http://schemas.microsoft.com/office/word/2010/wordprocessingGroup" xmlns:wpi="http://schemas.microsoft.com/office/word/2010/wordprocessingInk" xmlns:wne="http://schemas.microsoft.com/office/word/2006/wordml" xmlns:wps="http://schemas.microsoft.com/office/word/2010/wordprocessingShape" mc:Ignorable="w14 w15 w16se w16cid w16 w16cex w16sdtdh w16sdtfl w16du wp14">
   <w:abstractNum w:abstractNumId="0" w15:restartNumberingAfterBreak="0">
+    <w:nsid w:val="73585306"/>
+    <w:multiLevelType w:val="hybridMultilevel"/>
+    <w:tmpl w:val="8E04A414"/>
+    <w:lvl w:ilvl="0" w:tplc="04090001">
+      <w:start w:val="1"/>
+      <w:numFmt w:val="bullet"/>
+      <w:lvlText w:val=""/>
+      <w:lvlJc w:val="left"/>
+      <w:pPr>
+        <w:ind w:left="720" w:hanging="360"/>
+      </w:pPr>
+      <w:rPr>
+        <w:rFonts w:ascii="Symbol" w:hAnsi="Symbol" w:hint="default"/>
+      </w:rPr>
+    </w:lvl>
+    <w:lvl w:ilvl="1" w:tplc="04090003">
+      <w:start w:val="1"/>
+      <w:numFmt w:val="bullet"/>
+      <w:lvlText w:val="o"/>
+      <w:lvlJc w:val="left"/>
+      <w:pPr>
+        <w:ind w:left="1440" w:hanging="360"/>
+      </w:pPr>
+      <w:rPr>
+        <w:rFonts w:ascii="Courier New" w:hAnsi="Courier New" w:cs="Courier New" w:hint="default"/>
+      </w:rPr>
+    </w:lvl>
+    <w:lvl w:ilvl="2" w:tplc="04090005">
+      <w:start w:val="1"/>
+      <w:numFmt w:val="bullet"/>
+      <w:lvlText w:val=""/>
+      <w:lvlJc w:val="left"/>
+      <w:pPr>
+        <w:ind w:left="2160" w:hanging="360"/>
+      </w:pPr>
+      <w:rPr>
+        <w:rFonts w:ascii="Wingdings" w:hAnsi="Wingdings" w:hint="default"/>
+      </w:rPr>
+    </w:lvl>
+    <w:lvl w:ilvl="3" w:tplc="04090001" w:tentative="1">
+      <w:start w:val="1"/>
+      <w:numFmt w:val="bullet"/>
+      <w:lvlText w:val=""/>
+      <w:lvlJc w:val="left"/>
+      <w:pPr>
+        <w:ind w:left="2880" w:hanging="360"/>
+      </w:pPr>
+      <w:rPr>
+        <w:rFonts w:ascii="Symbol" w:hAnsi="Symbol" w:hint="default"/>
+      </w:rPr>
+    </w:lvl>
+    <w:lvl w:ilvl="4" w:tplc="04090003" w:tentative="1">
+      <w:start w:val="1"/>
+      <w:numFmt w:val="bullet"/>
+      <w:lvlText w:val="o"/>
+      <w:lvlJc w:val="left"/>
+      <w:pPr>
+        <w:ind w:left="3600" w:hanging="360"/>
+      </w:pPr>
+      <w:rPr>
+        <w:rFonts w:ascii="Courier New" w:hAnsi="Courier New" w:cs="Courier New" w:hint="default"/>
+      </w:rPr>
+    </w:lvl>
+    <w:lvl w:ilvl="5" w:tplc="04090005" w:tentative="1">
+      <w:start w:val="1"/>
+      <w:numFmt w:val="bullet"/>
+      <w:lvlText w:val=""/>
+      <w:lvlJc w:val="left"/>
+      <w:pPr>
+        <w:ind w:left="4320" w:hanging="360"/>
+      </w:pPr>
+      <w:rPr>
+        <w:rFonts w:ascii="Wingdings" w:hAnsi="Wingdings" w:hint="default"/>
+      </w:rPr>
+    </w:lvl>
+    <w:lvl w:ilvl="6" w:tplc="04090001" w:tentative="1">
+      <w:start w:val="1"/>
+      <w:numFmt w:val="bullet"/>
+      <w:lvlText w:val=""/>
+      <w:lvlJc w:val="left"/>
+      <w:pPr>
+        <w:ind w:left="5040" w:hanging="360"/>
+      </w:pPr>
+      <w:rPr>
+        <w:rFonts w:ascii="Symbol" w:hAnsi="Symbol" w:hint="default"/>
+      </w:rPr>
+    </w:lvl>
+    <w:lvl w:ilvl="7" w:tplc="04090003" w:tentative="1">
+      <w:start w:val="1"/>
+      <w:numFmt w:val="bullet"/>
+      <w:lvlText w:val="o"/>
+      <w:lvlJc w:val="left"/>
+      <w:pPr>
+        <w:ind w:left="5760" w:hanging="360"/>
+      </w:pPr>
+      <w:rPr>
+        <w:rFonts w:ascii="Courier New" w:hAnsi="Courier New" w:cs="Courier New" w:hint="default"/>
+      </w:rPr>
+    </w:lvl>
+    <w:lvl w:ilvl="8" w:tplc="04090005" w:tentative="1">
+      <w:start w:val="1"/>
+      <w:numFmt w:val="bullet"/>
+      <w:lvlText w:val=""/>
+      <w:lvlJc w:val="left"/>
+      <w:pPr>
+        <w:ind w:left="6480" w:hanging="360"/>
+      </w:pPr>
+      <w:rPr>
+        <w:rFonts w:ascii="Wingdings" w:hAnsi="Wingdings" w:hint="default"/>
+      </w:rPr>
+    </w:lvl>
+  </w:abstractNum>
+  <w:abstractNum w:abstractNumId="1" w15:restartNumberingAfterBreak="0">
     <w:nsid w:val="7F2B692C"/>
     <w:multiLevelType w:val="multilevel"/>
     <w:tmpl w:val="2D581656"/>
@@ -609,6 +1369,9 @@
     </w:lvl>
   </w:abstractNum>
   <w:num w:numId="1" w16cid:durableId="1658995004">
+    <w:abstractNumId w:val="1"/>
+  </w:num>
+  <w:num w:numId="2" w16cid:durableId="744492515">
     <w:abstractNumId w:val="0"/>
   </w:num>
 </w:numbering>
@@ -1128,7 +1891,6 @@
   <w:style w:type="character" w:default="1" w:styleId="DefaultParagraphFont">
     <w:name w:val="Default Paragraph Font"/>
     <w:uiPriority w:val="1"/>
-    <w:semiHidden/>
     <w:unhideWhenUsed/>
   </w:style>
   <w:style w:type="table" w:default="1" w:styleId="TableNormal">
@@ -1195,6 +1957,40 @@
       <w:sz w:val="30"/>
       <w:szCs w:val="30"/>
     </w:rPr>
+  </w:style>
+  <w:style w:type="character" w:styleId="Hyperlink">
+    <w:name w:val="Hyperlink"/>
+    <w:basedOn w:val="DefaultParagraphFont"/>
+    <w:uiPriority w:val="99"/>
+    <w:unhideWhenUsed/>
+    <w:rsid w:val="00F70948"/>
+    <w:rPr>
+      <w:color w:val="0000FF" w:themeColor="hyperlink"/>
+      <w:u w:val="single"/>
+    </w:rPr>
+  </w:style>
+  <w:style w:type="character" w:styleId="UnresolvedMention">
+    <w:name w:val="Unresolved Mention"/>
+    <w:basedOn w:val="DefaultParagraphFont"/>
+    <w:uiPriority w:val="99"/>
+    <w:semiHidden/>
+    <w:unhideWhenUsed/>
+    <w:rsid w:val="00F70948"/>
+    <w:rPr>
+      <w:color w:val="605E5C"/>
+      <w:shd w:val="clear" w:color="auto" w:fill="E1DFDD"/>
+    </w:rPr>
+  </w:style>
+  <w:style w:type="paragraph" w:styleId="ListParagraph">
+    <w:name w:val="List Paragraph"/>
+    <w:basedOn w:val="Normal"/>
+    <w:uiPriority w:val="34"/>
+    <w:qFormat/>
+    <w:rsid w:val="00F70948"/>
+    <w:pPr>
+      <w:ind w:left="720"/>
+      <w:contextualSpacing/>
+    </w:pPr>
   </w:style>
 </w:styles>
 </file>
